--- a/dic/خطابات جاهزة لتعديل/تعهد-نقل-معلومات.docx
+++ b/dic/خطابات جاهزة لتعديل/تعهد-نقل-معلومات.docx
@@ -12,7 +12,6 @@
           <w:rtl/>
         </w:rPr>
       </w:pPr>
-      <w:proofErr w:type="gramStart"/>
       <w:r>
         <w:rPr>
           <w:rFonts w:asciiTheme="majorBidi" w:hAnsiTheme="majorBidi" w:cstheme="majorBidi" w:hint="cs"/>
@@ -21,9 +20,8 @@
           <w:szCs w:val="32"/>
           <w:rtl/>
         </w:rPr>
-        <w:t>( طلب</w:t>
-      </w:r>
-      <w:proofErr w:type="gramEnd"/>
+        <w:t xml:space="preserve">( طلب تحديث معلومات جواز </w:t>
+      </w:r>
       <w:r>
         <w:rPr>
           <w:rFonts w:asciiTheme="majorBidi" w:hAnsiTheme="majorBidi" w:cstheme="majorBidi" w:hint="cs"/>
@@ -32,30 +30,8 @@
           <w:szCs w:val="32"/>
           <w:rtl/>
         </w:rPr>
-        <w:t xml:space="preserve"> تحديث معلومات </w:t>
-      </w:r>
-      <w:proofErr w:type="gramStart"/>
-      <w:r>
-        <w:rPr>
-          <w:rFonts w:asciiTheme="majorBidi" w:hAnsiTheme="majorBidi" w:cstheme="majorBidi" w:hint="cs"/>
-          <w:color w:val="EE0000"/>
-          <w:sz w:val="32"/>
-          <w:szCs w:val="32"/>
-          <w:rtl/>
-        </w:rPr>
-        <w:t xml:space="preserve">جواز </w:t>
-      </w:r>
-      <w:r>
-        <w:rPr>
-          <w:rFonts w:asciiTheme="majorBidi" w:hAnsiTheme="majorBidi" w:cstheme="majorBidi" w:hint="cs"/>
-          <w:color w:val="EE0000"/>
-          <w:sz w:val="32"/>
-          <w:szCs w:val="32"/>
-          <w:rtl/>
-        </w:rPr>
         <w:t>)</w:t>
       </w:r>
-      <w:proofErr w:type="gramEnd"/>
     </w:p>
     <w:tbl>
       <w:tblPr>
@@ -184,7 +160,7 @@
             <w:pPr>
               <w:jc w:val="center"/>
               <w:rPr>
-                <w:rFonts w:asciiTheme="majorBidi" w:hAnsiTheme="majorBidi" w:cstheme="majorBidi" w:hint="cs"/>
+                <w:rFonts w:asciiTheme="majorBidi" w:hAnsiTheme="majorBidi" w:cstheme="majorBidi"/>
                 <w:color w:val="000000" w:themeColor="text1"/>
                 <w:sz w:val="32"/>
                 <w:szCs w:val="32"/>
@@ -451,7 +427,6 @@
         </w:rPr>
         <w:t xml:space="preserve">موضحة بياناته </w:t>
       </w:r>
-      <w:proofErr w:type="gramStart"/>
       <w:r>
         <w:rPr>
           <w:rFonts w:asciiTheme="majorBidi" w:hAnsiTheme="majorBidi" w:cstheme="majorBidi" w:hint="cs"/>
@@ -486,9 +461,26 @@
           <w:szCs w:val="36"/>
           <w:rtl/>
         </w:rPr>
-        <w:t>،</w:t>
-      </w:r>
-      <w:proofErr w:type="gramEnd"/>
+        <w:t xml:space="preserve">، لتعذر </w:t>
+      </w:r>
+      <w:r>
+        <w:rPr>
+          <w:rFonts w:asciiTheme="majorBidi" w:hAnsiTheme="majorBidi" w:cstheme="majorBidi" w:hint="cs"/>
+          <w:sz w:val="36"/>
+          <w:szCs w:val="36"/>
+          <w:rtl/>
+        </w:rPr>
+        <w:t>إجراءه</w:t>
+      </w:r>
+      <w:r>
+        <w:rPr>
+          <w:rFonts w:asciiTheme="majorBidi" w:hAnsiTheme="majorBidi" w:cstheme="majorBidi" w:hint="cs"/>
+          <w:sz w:val="36"/>
+          <w:szCs w:val="36"/>
+          <w:rtl/>
+        </w:rPr>
+        <w:t xml:space="preserve"> </w:t>
+      </w:r>
       <w:r>
         <w:rPr>
           <w:rFonts w:asciiTheme="majorBidi" w:hAnsiTheme="majorBidi" w:cstheme="majorBidi"/>
@@ -496,7 +488,7 @@
           <w:szCs w:val="36"/>
           <w:rtl/>
         </w:rPr>
-        <w:t xml:space="preserve"> لتعذر </w:t>
+        <w:t xml:space="preserve">إلكترونياً عبر منصة (أبشر) بسبب </w:t>
       </w:r>
       <w:r>
         <w:rPr>
@@ -505,7 +497,16 @@
           <w:szCs w:val="36"/>
           <w:rtl/>
         </w:rPr>
-        <w:t>إجراءه</w:t>
+        <w:t>وجود اكثر من</w:t>
+      </w:r>
+      <w:r>
+        <w:rPr>
+          <w:rFonts w:asciiTheme="majorBidi" w:hAnsiTheme="majorBidi" w:cstheme="majorBidi"/>
+          <w:sz w:val="36"/>
+          <w:szCs w:val="36"/>
+          <w:rtl/>
+        </w:rPr>
+        <w:t xml:space="preserve"> المدة النظامية المسموح بها</w:t>
       </w:r>
       <w:r>
         <w:rPr>
@@ -514,7 +515,16 @@
           <w:szCs w:val="36"/>
           <w:rtl/>
         </w:rPr>
-        <w:t xml:space="preserve"> </w:t>
+        <w:t xml:space="preserve"> لتحديث وذلك</w:t>
+      </w:r>
+      <w:r>
+        <w:rPr>
+          <w:rFonts w:asciiTheme="majorBidi" w:hAnsiTheme="majorBidi" w:cstheme="majorBidi" w:hint="cs"/>
+          <w:sz w:val="36"/>
+          <w:szCs w:val="36"/>
+          <w:rtl/>
+        </w:rPr>
+        <w:t xml:space="preserve"> ليتمكن من إكمال إجراءات مغادرته</w:t>
       </w:r>
       <w:r>
         <w:rPr>
@@ -523,7 +533,16 @@
           <w:szCs w:val="36"/>
           <w:rtl/>
         </w:rPr>
-        <w:t xml:space="preserve">إلكترونياً عبر منصة (أبشر) بسبب </w:t>
+        <w:t xml:space="preserve">. </w:t>
+      </w:r>
+      <w:r>
+        <w:rPr>
+          <w:rFonts w:asciiTheme="majorBidi" w:hAnsiTheme="majorBidi" w:cstheme="majorBidi"/>
+          <w:sz w:val="36"/>
+          <w:szCs w:val="36"/>
+          <w:rtl/>
+        </w:rPr>
+        <w:t xml:space="preserve">آمل التكرم </w:t>
       </w:r>
       <w:r>
         <w:rPr>
@@ -532,9 +551,8 @@
           <w:szCs w:val="36"/>
           <w:rtl/>
         </w:rPr>
-        <w:t xml:space="preserve">وجود </w:t>
-      </w:r>
-      <w:proofErr w:type="gramStart"/>
+        <w:t>بقبول طلبي هذا</w:t>
+      </w:r>
       <w:r>
         <w:rPr>
           <w:rFonts w:asciiTheme="majorBidi" w:hAnsiTheme="majorBidi" w:cstheme="majorBidi" w:hint="cs"/>
@@ -542,9 +560,8 @@
           <w:szCs w:val="36"/>
           <w:rtl/>
         </w:rPr>
-        <w:t>اكثر</w:t>
-      </w:r>
-      <w:proofErr w:type="gramEnd"/>
+        <w:t xml:space="preserve"> ولكم جزيل الشكر</w:t>
+      </w:r>
       <w:r>
         <w:rPr>
           <w:rFonts w:asciiTheme="majorBidi" w:hAnsiTheme="majorBidi" w:cstheme="majorBidi" w:hint="cs"/>
@@ -552,16 +569,7 @@
           <w:szCs w:val="36"/>
           <w:rtl/>
         </w:rPr>
-        <w:t xml:space="preserve"> من</w:t>
-      </w:r>
-      <w:r>
-        <w:rPr>
-          <w:rFonts w:asciiTheme="majorBidi" w:hAnsiTheme="majorBidi" w:cstheme="majorBidi"/>
-          <w:sz w:val="36"/>
-          <w:szCs w:val="36"/>
-          <w:rtl/>
-        </w:rPr>
-        <w:t xml:space="preserve"> المدة النظامية المسموح بها</w:t>
+        <w:t xml:space="preserve"> </w:t>
       </w:r>
       <w:r>
         <w:rPr>
@@ -570,73 +578,8 @@
           <w:szCs w:val="36"/>
           <w:rtl/>
         </w:rPr>
-        <w:t xml:space="preserve"> ليتمكن من إكمال إجراءات مغادرته</w:t>
-      </w:r>
-      <w:r>
-        <w:rPr>
-          <w:rFonts w:asciiTheme="majorBidi" w:hAnsiTheme="majorBidi" w:cstheme="majorBidi"/>
-          <w:sz w:val="36"/>
-          <w:szCs w:val="36"/>
-          <w:rtl/>
-        </w:rPr>
-        <w:t xml:space="preserve">. </w:t>
-      </w:r>
-      <w:r>
-        <w:rPr>
-          <w:rFonts w:asciiTheme="majorBidi" w:hAnsiTheme="majorBidi" w:cstheme="majorBidi"/>
-          <w:sz w:val="36"/>
-          <w:szCs w:val="36"/>
-          <w:rtl/>
-        </w:rPr>
-        <w:t xml:space="preserve">آمل التكرم </w:t>
-      </w:r>
-      <w:r>
-        <w:rPr>
-          <w:rFonts w:asciiTheme="majorBidi" w:hAnsiTheme="majorBidi" w:cstheme="majorBidi" w:hint="cs"/>
-          <w:sz w:val="36"/>
-          <w:szCs w:val="36"/>
-          <w:rtl/>
-        </w:rPr>
-        <w:t>بقبول طلبي هذا</w:t>
-      </w:r>
-      <w:r>
-        <w:rPr>
-          <w:rFonts w:asciiTheme="majorBidi" w:hAnsiTheme="majorBidi" w:cstheme="majorBidi" w:hint="cs"/>
-          <w:sz w:val="36"/>
-          <w:szCs w:val="36"/>
-          <w:rtl/>
-        </w:rPr>
-        <w:t xml:space="preserve"> ولكم جزيل </w:t>
-      </w:r>
-      <w:proofErr w:type="gramStart"/>
-      <w:r>
-        <w:rPr>
-          <w:rFonts w:asciiTheme="majorBidi" w:hAnsiTheme="majorBidi" w:cstheme="majorBidi" w:hint="cs"/>
-          <w:sz w:val="36"/>
-          <w:szCs w:val="36"/>
-          <w:rtl/>
-        </w:rPr>
-        <w:t>الشكر</w:t>
-      </w:r>
-      <w:r>
-        <w:rPr>
-          <w:rFonts w:asciiTheme="majorBidi" w:hAnsiTheme="majorBidi" w:cstheme="majorBidi" w:hint="cs"/>
-          <w:sz w:val="36"/>
-          <w:szCs w:val="36"/>
-          <w:rtl/>
-        </w:rPr>
-        <w:t xml:space="preserve"> </w:t>
-      </w:r>
-      <w:r>
-        <w:rPr>
-          <w:rFonts w:asciiTheme="majorBidi" w:hAnsiTheme="majorBidi" w:cstheme="majorBidi" w:hint="cs"/>
-          <w:sz w:val="36"/>
-          <w:szCs w:val="36"/>
-          <w:rtl/>
-        </w:rPr>
         <w:t>.</w:t>
       </w:r>
-      <w:proofErr w:type="gramEnd"/>
     </w:p>
     <w:p>
       <w:pPr>
@@ -644,7 +587,7 @@
         <w:ind w:left="-1192" w:right="-993"/>
         <w:jc w:val="center"/>
         <w:rPr>
-          <w:rFonts w:asciiTheme="majorBidi" w:hAnsiTheme="majorBidi" w:cstheme="majorBidi" w:hint="cs"/>
+          <w:rFonts w:asciiTheme="majorBidi" w:hAnsiTheme="majorBidi" w:cstheme="majorBidi"/>
           <w:sz w:val="32"/>
           <w:szCs w:val="32"/>
           <w:rtl/>
@@ -731,7 +674,6 @@
                                 <w:rtl/>
                               </w:rPr>
                             </w:pPr>
-                            <w:proofErr w:type="gramStart"/>
                             <w:r>
                               <w:rPr>
                                 <w:rFonts w:asciiTheme="majorBidi" w:hAnsiTheme="majorBidi" w:cstheme="majorBidi"/>
@@ -742,7 +684,6 @@
                               </w:rPr>
                               <w:t>مقدم  الطلب</w:t>
                             </w:r>
-                            <w:proofErr w:type="gramEnd"/>
                           </w:p>
                           <w:p>
                             <w:pPr>
@@ -762,18 +703,7 @@
                                 <w:szCs w:val="36"/>
                                 <w:rtl/>
                               </w:rPr>
-                              <w:t xml:space="preserve">اسم صاحب </w:t>
-                            </w:r>
-                            <w:proofErr w:type="gramStart"/>
-                            <w:r>
-                              <w:rPr>
-                                <w:rFonts w:asciiTheme="majorBidi" w:hAnsiTheme="majorBidi" w:cstheme="majorBidi" w:hint="cs"/>
-                                <w:color w:val="000000" w:themeColor="text1"/>
-                                <w:sz w:val="32"/>
-                                <w:szCs w:val="36"/>
-                                <w:rtl/>
-                              </w:rPr>
-                              <w:t>العمل</w:t>
+                              <w:t>اسم صاحب العمل</w:t>
                             </w:r>
                             <w:r>
                               <w:rPr>
@@ -785,7 +715,6 @@
                               </w:rPr>
                               <w:t xml:space="preserve"> :</w:t>
                             </w:r>
-                            <w:proofErr w:type="gramEnd"/>
                             <w:r>
                               <w:rPr>
                                 <w:rFonts w:asciiTheme="majorBidi" w:hAnsiTheme="majorBidi" w:cstheme="majorBidi"/>
@@ -817,18 +746,7 @@
                                 <w:szCs w:val="36"/>
                                 <w:rtl/>
                               </w:rPr>
-                              <w:t xml:space="preserve">رقم الهوية/ </w:t>
-                            </w:r>
-                            <w:proofErr w:type="gramStart"/>
-                            <w:r>
-                              <w:rPr>
-                                <w:rFonts w:asciiTheme="majorBidi" w:hAnsiTheme="majorBidi" w:cstheme="majorBidi" w:hint="cs"/>
-                                <w:color w:val="000000" w:themeColor="text1"/>
-                                <w:sz w:val="32"/>
-                                <w:szCs w:val="36"/>
-                                <w:rtl/>
-                              </w:rPr>
-                              <w:t>الإقامة</w:t>
+                              <w:t>رقم الهوية/ الإقامة</w:t>
                             </w:r>
                             <w:r>
                               <w:rPr>
@@ -840,7 +758,6 @@
                               </w:rPr>
                               <w:t xml:space="preserve"> :</w:t>
                             </w:r>
-                            <w:proofErr w:type="gramEnd"/>
                             <w:r>
                               <w:rPr>
                                 <w:rFonts w:asciiTheme="majorBidi" w:hAnsiTheme="majorBidi" w:cstheme="majorBidi"/>
@@ -865,7 +782,6 @@
                                 <w:rtl/>
                               </w:rPr>
                             </w:pPr>
-                            <w:proofErr w:type="gramStart"/>
                             <w:r>
                               <w:rPr>
                                 <w:rFonts w:asciiTheme="majorBidi" w:hAnsiTheme="majorBidi" w:cstheme="majorBidi" w:hint="cs"/>
@@ -886,7 +802,6 @@
                               </w:rPr>
                               <w:t xml:space="preserve"> :</w:t>
                             </w:r>
-                            <w:proofErr w:type="gramEnd"/>
                             <w:r>
                               <w:rPr>
                                 <w:rFonts w:asciiTheme="majorBidi" w:hAnsiTheme="majorBidi" w:cstheme="majorBidi"/>
@@ -910,7 +825,6 @@
                                 <w:rtl/>
                               </w:rPr>
                             </w:pPr>
-                            <w:proofErr w:type="gramStart"/>
                             <w:r>
                               <w:rPr>
                                 <w:rFonts w:asciiTheme="majorBidi" w:hAnsiTheme="majorBidi" w:cstheme="majorBidi"/>
@@ -921,7 +835,6 @@
                               </w:rPr>
                               <w:t>التوقيع :</w:t>
                             </w:r>
-                            <w:proofErr w:type="gramEnd"/>
                           </w:p>
                           <w:p>
                             <w:pPr>
@@ -2525,6 +2438,7 @@
   <w:style w:type="character" w:default="1" w:styleId="a0">
     <w:name w:val="Default Paragraph Font"/>
     <w:uiPriority w:val="1"/>
+    <w:semiHidden/>
     <w:unhideWhenUsed/>
   </w:style>
   <w:style w:type="table" w:default="1" w:styleId="a1">
